--- a/eng/docx/13.content.docx
+++ b/eng/docx/13.content.docx
@@ -136,13 +136,6 @@
         <w:rPr>
           <w:lang w:val="en_US" w:bidi="en_US"/>
         </w:rPr>
-      </w:r>
-      <w:r>
-        <w:rPr>
-          <w:i/>
-          <w:lang w:val="en_US" w:bidi="en_US"/>
-        </w:rPr>
-        <w:t>1 Chronicles 1:10, 1 Chronicles 1:19, 1 Chronicles 1:43, 1 Chronicles 2:3, 1 Chronicles 2:7, 1 Chronicles 2:13–14, 1 Chronicles 3:4, 1 Chronicles 3:16, 1 Chronicles 4:9–10, 1 Chronicles 4:10, 1 Chronicles 4:27, 1 Chronicles 4:39–40, 1 Chronicles 5:1, 1 Chronicles 5:2, 1 Chronicles 5:6, 1 Chronicles 5:18, 1 Chronicles 5:20, 1 Chronicles 5:22, 1 Chronicles 5:23–24, 1 Chronicles 5:25–26, 1 Chronicles 6:15, 1 Chronicles 6:31, 1 Chronicles 6:32, 1 Chronicles 6:48, 1 Chronicles 6:49, 1 Chronicles 6:49 (#2), 1 Chronicles 6:64–65, 1 Chronicles 7:2, 1 Chronicles 7:5, 1 Chronicles 7:6–7, 1 Chronicles 7:14, 1 Chronicles 7:21–22, 1 Chronicles 7:23, 1 Chronicles 7:27, 1 Chronicles 7:28, 1 Chronicles 7:40, 1 Chronicles 8:6, 1 Chronicles 8:13, 1 Chronicles 8:28, 1 Chronicles 8:32, 1 Chronicles 8:33, 1 Chronicles 8:39–40, 1 Chronicles 9:1, 1 Chronicles 9:1 (#2), 1 Chronicles 9:2, 1 Chronicles 9:11, 1 Chronicles 9:13, 1 Chronicles 9:17–18, 1 Chronicles 9:19, 1 Chronicles 9:21, 1 Chronicles 9:22–24, 1 Chronicles 9:26–27, 1 Chronicles 9:28–29, 1 Chronicles 9:32, 1 Chronicles 9:33, 1 Chronicles 10:1–2, 1 Chronicles 10:4, 1 Chronicles 10:4 (#2), 1 Chronicles 10:5, 1 Chronicles 10:7, 1 Chronicles 10:9–10, 1 Chronicles 10:11–12, 1 Chronicles 10:13–14, 1 Chronicles 10:14, 1 Chronicles 11:1–3, 1 Chronicles 11:4–6, 1 Chronicles 11:7–9, 1 Chronicles 11:11, 1 Chronicles 11:12–14, 1 Chronicles 11:17, 1 Chronicles 11:18, 1 Chronicles 11:19, 1 Chronicles 11:20–21, 1 Chronicles 11:22–23, 1 Chronicles 11:24–25, 1 Chronicles 11:26, 1 Chronicles 12:1–2, 1 Chronicles 12:8, 1 Chronicles 12:14–15, 1 Chronicles 12:16–17, 1 Chronicles 12:18, 1 Chronicles 12:19, 1 Chronicles 12:21, 1 Chronicles 12:23, 1 Chronicles 12:28, 1 Chronicles 12:32, 1 Chronicles 12:38, 1 Chronicles 12:39, 1 Chronicles 13:1–2, 1 Chronicles 13:2–4, 1 Chronicles 13:7–8, 1 Chronicles 13:9, 1 Chronicles 13:11, 1 Chronicles 13:12–13, 1 Chronicles 13:14, 1 Chronicles 14:1–2, 1 Chronicles 14:3, 1 Chronicles 14:8, 1 Chronicles 14:10, 1 Chronicles 14:12, 1 Chronicles 14:13–14, 1 Chronicles 14:15, 1 Chronicles 14:17, 1 Chronicles 15:2, 1 Chronicles 15:3, 1 Chronicles 15:4, 1 Chronicles 15:12, 1 Chronicles 15:14, 1 Chronicles 15:15, 1 Chronicles 15:16, 1 Chronicles 15:26, 1 Chronicles 15:27, 1 Chronicles 15:28, 1 Chronicles 15:29, 1 Chronicles 16:1, 1 Chronicles 16:2–3, 1 Chronicles 16:4, 1 Chronicles 16:7, 1 Chronicles 16:9, 1 Chronicles 16:10–11, 1 Chronicles 16:12–14, 1 Chronicles 16:15–16, 1 Chronicles 16:18, 1 Chronicles 16:19–21, 1 Chronicles 16:23–24, 1 Chronicles 16:25–26, 1 Chronicles 16:28, 1 Chronicles 16:31, 1 Chronicles 16:33, 1 Chronicles 16:35, 1 Chronicles 16:36, 1 Chronicles 16:40, 1 Chronicles 16:43, 1 Chronicles 17:1, 1 Chronicles 17:3, 1 Chronicles 17:7, 1 Chronicles 17:8, 1 Chronicles 17:9, 1 Chronicles 17:11–12, 1 Chronicles 17:14, 1 Chronicles 17:17–18, 1 Chronicles 17:21, 1 Chronicles 17:23, 1 Chronicles 17:26–27, 1 Chronicles 18:1–2, 1 Chronicles 18:3–4, 1 Chronicles 18:5–6, 1 Chronicles 18:8, 1 Chronicles 18:9–11, 1 Chronicles 18:12–13, 1 Chronicles 18:17, 1 Chronicles 19:1–2, 1 Chronicles 19:3, 1 Chronicles 19:4–5, 1 Chronicles 19:6–7, 1 Chronicles 19:8, 1 Chronicles 19:10–11, 1 Chronicles 19:12–13, 1 Chronicles 19:14–15, 1 Chronicles 19:16–17, 1 Chronicles 19:18–19, 1 Chronicles 20:1, 1 Chronicles 20:2–3, 1 Chronicles 20:6–8, 1 Chronicles 21:1–2, 1 Chronicles 21:3, 1 Chronicles 21:4–5, 1 Chronicles 21:7, 1 Chronicles 21:8, 1 Chronicles 21:9–10, 1 Chronicles 21:11–12, 1 Chronicles 21:13, 1 Chronicles 21:14–15, 1 Chronicles 21:16–17, 1 Chronicles 21:18–19, 1 Chronicles 21:20, 1 Chronicles 21:21–22, 1 Chronicles 21:23–24, 1 Chronicles 21:25–27, 1 Chronicles 21:29–30, 1 Chronicles 22:1–2, 1 Chronicles 22:3–5, 1 Chronicles 22:6–8, 1 Chronicles 22:9–10, 1 Chronicles 22:13, 1 Chronicles 22:14, 1 Chronicles 22:19, 1 Chronicles 23:1–3, 1 Chronicles 23:4–6, 1 Chronicles 23:13, 1 Chronicles 23:25–26, 1 Chronicles 23:30–31, 1 Chronicles 24:5, 1 Chronicles 24:19, 1 Chronicles 24:31, 1 Chronicles 25:1, 1 Chronicles 25:3, 1 Chronicles 25:3 (#2), 1 Chronicles 25:8, 1 Chronicles 26:8, 1 Chronicles 26:10, 1 Chronicles 26:12, 1 Chronicles 26:15, 1 Chronicles 26:20, 1 Chronicles 26:27, 1 Chronicles 26:29, 1 Chronicles 27:1, 1 Chronicles 27:1 (#2), 1 Chronicles 27:23, 1 Chronicles 27:25, 1 Chronicles 27:28, 1 Chronicles 27:32, 1 Chronicles 28:3, 1 Chronicles 28:5, 1 Chronicles 28:7, 1 Chronicles 28:8, 1 Chronicles 28:9, 1 Chronicles 28:9 (#2), 1 Chronicles 28:12, 1 Chronicles 28:13, 1 Chronicles 28:19, 1 Chronicles 28:20, 1 Chronicles 28:21, 1 Chronicles 29:1, 1 Chronicles 29:3, 1 Chronicles 29:6, 1 Chronicles 29:9, 1 Chronicles 29:11, 1 Chronicles 29:12, 1 Chronicles 29:14, 1 Chronicles 29:17, 1 Chronicles 29:17 (#2), 1 Chronicles 29:20, 1 Chronicles 29:22, 1 Chronicles 29:25, 1 Chronicles 29:28, 1 Chronicles 29:30</w:t>
       </w:r>
       <w:r>
         <w:rPr>

--- a/eng/docx/13.content.docx
+++ b/eng/docx/13.content.docx
@@ -123,19 +123,6 @@
           <w:lang w:val="en_US" w:bidi="en_US"/>
         </w:rPr>
         <w:t>1CH</w:t>
-      </w:r>
-      <w:r>
-        <w:rPr>
-          <w:lang w:val="en_US" w:bidi="en_US"/>
-        </w:rPr>
-      </w:r>
-    </w:p>
-    <w:p>
-      <w:pPr/>
-      <w:r>
-        <w:rPr>
-          <w:lang w:val="en_US" w:bidi="en_US"/>
-        </w:rPr>
       </w:r>
       <w:r>
         <w:rPr>

--- a/eng/docx/13.content.docx
+++ b/eng/docx/13.content.docx
@@ -19,7 +19,7 @@
         <w:rPr>
           <w:lang w:val="en_US" w:bidi="en_US"/>
         </w:rPr>
-        <w:t>Resource: Translation Questions (unfoldingWord)</w:t>
+        <w:t>Resource: unfoldingWord® Translation Questions</w:t>
       </w:r>
       <w:r>
         <w:rPr>
@@ -85,7 +85,7 @@
         <w:rPr>
           <w:lang w:val="en_US" w:bidi="en_US"/>
         </w:rPr>
-        <w:t>Translation Questions (unfoldingWord)</w:t>
+        <w:t>unfoldingWord® Translation Questions</w:t>
       </w:r>
     </w:p>
     <w:p>
